--- a/DailyReportWeek2.docx
+++ b/DailyReportWeek2.docx
@@ -389,7 +389,7 @@
                 <w:szCs w:val="24"/>
                 <w:rtl w:val="0"/>
               </w:rPr>
-              <w:t xml:space="preserve">4/7/2026</w:t>
+              <w:t xml:space="preserve">6/7/2026</w:t>
             </w:r>
           </w:p>
         </w:tc>
@@ -397,7 +397,19 @@
           <w:tcPr/>
           <w:p>
             <w:pPr>
-              <w:spacing w:line="360" w:lineRule="auto"/>
+              <w:keepNext w:val="0"/>
+              <w:keepLines w:val="0"/>
+              <w:widowControl w:val="1"/>
+              <w:pBdr>
+                <w:top w:space="0" w:sz="0" w:val="nil"/>
+                <w:left w:space="0" w:sz="0" w:val="nil"/>
+                <w:bottom w:space="0" w:sz="0" w:val="nil"/>
+                <w:right w:space="0" w:sz="0" w:val="nil"/>
+                <w:between w:space="0" w:sz="0" w:val="nil"/>
+              </w:pBdr>
+              <w:shd w:fill="auto" w:val="clear"/>
+              <w:spacing w:after="0" w:before="0" w:line="360" w:lineRule="auto"/>
+              <w:ind w:left="0" w:right="0" w:firstLine="0"/>
               <w:jc w:val="both"/>
               <w:rPr>
                 <w:rFonts w:ascii="Arial" w:cs="Arial" w:eastAsia="Arial" w:hAnsi="Arial"/>
@@ -416,7 +428,107 @@
                 <w:highlight w:val="white"/>
                 <w:rtl w:val="0"/>
               </w:rPr>
-              <w:t xml:space="preserve">The project was reviewed, some omissions were found, and then supplemented. It was reviewed again and put into use. The goals for this week were identified, and some previously unlearned material was studied.</w:t>
+              <w:t xml:space="preserve">After reviewing the project and identifying some gaps, I </w:t>
+            </w:r>
+            <w:r>
+              <w:rPr>
+                <w:rFonts w:ascii="Arial" w:cs="Arial" w:eastAsia="Arial" w:hAnsi="Arial"/>
+                <w:sz w:val="24"/>
+                <w:szCs w:val="24"/>
+                <w:rtl w:val="0"/>
+              </w:rPr>
+              <w:t xml:space="preserve">filled</w:t>
+            </w:r>
+            <w:r>
+              <w:rPr>
+                <w:rFonts w:ascii="Arial" w:cs="Arial" w:eastAsia="Arial" w:hAnsi="Arial"/>
+                <w:color w:val="333333"/>
+                <w:sz w:val="24"/>
+                <w:szCs w:val="24"/>
+                <w:highlight w:val="white"/>
+                <w:rtl w:val="0"/>
+              </w:rPr>
+              <w:t xml:space="preserve"> them in, reviewed them again, and then put them into practice. I </w:t>
+            </w:r>
+            <w:r>
+              <w:rPr>
+                <w:rFonts w:ascii="Arial" w:cs="Arial" w:eastAsia="Arial" w:hAnsi="Arial"/>
+                <w:sz w:val="24"/>
+                <w:szCs w:val="24"/>
+                <w:rtl w:val="0"/>
+              </w:rPr>
+              <w:t xml:space="preserve">identified</w:t>
+            </w:r>
+            <w:r>
+              <w:rPr>
+                <w:rFonts w:ascii="Arial" w:cs="Arial" w:eastAsia="Arial" w:hAnsi="Arial"/>
+                <w:color w:val="333333"/>
+                <w:sz w:val="24"/>
+                <w:szCs w:val="24"/>
+                <w:highlight w:val="white"/>
+                <w:rtl w:val="0"/>
+              </w:rPr>
+              <w:t xml:space="preserve"> the </w:t>
+            </w:r>
+            <w:r>
+              <w:rPr>
+                <w:rFonts w:ascii="Arial" w:cs="Arial" w:eastAsia="Arial" w:hAnsi="Arial"/>
+                <w:sz w:val="24"/>
+                <w:szCs w:val="24"/>
+                <w:rtl w:val="0"/>
+              </w:rPr>
+              <w:t xml:space="preserve">goals </w:t>
+            </w:r>
+            <w:r>
+              <w:rPr>
+                <w:rFonts w:ascii="Arial" w:cs="Arial" w:eastAsia="Arial" w:hAnsi="Arial"/>
+                <w:color w:val="333333"/>
+                <w:sz w:val="24"/>
+                <w:szCs w:val="24"/>
+                <w:highlight w:val="white"/>
+                <w:rtl w:val="0"/>
+              </w:rPr>
+              <w:t xml:space="preserve">for this week and studied some new </w:t>
+            </w:r>
+            <w:r>
+              <w:rPr>
+                <w:rFonts w:ascii="Arial" w:cs="Arial" w:eastAsia="Arial" w:hAnsi="Arial"/>
+                <w:sz w:val="24"/>
+                <w:szCs w:val="24"/>
+                <w:rtl w:val="0"/>
+              </w:rPr>
+              <w:t xml:space="preserve">material</w:t>
+            </w:r>
+            <w:r>
+              <w:rPr>
+                <w:rFonts w:ascii="Arial" w:cs="Arial" w:eastAsia="Arial" w:hAnsi="Arial"/>
+                <w:color w:val="333333"/>
+                <w:sz w:val="24"/>
+                <w:szCs w:val="24"/>
+                <w:highlight w:val="white"/>
+                <w:rtl w:val="0"/>
+              </w:rPr>
+              <w:t xml:space="preserve">, </w:t>
+            </w:r>
+            <w:r>
+              <w:rPr>
+                <w:rFonts w:ascii="Arial" w:cs="Arial" w:eastAsia="Arial" w:hAnsi="Arial"/>
+                <w:sz w:val="24"/>
+                <w:szCs w:val="24"/>
+                <w:rtl w:val="0"/>
+              </w:rPr>
+              <w:t xml:space="preserve">trying</w:t>
+            </w:r>
+            <w:r>
+              <w:rPr>
+                <w:rFonts w:ascii="Arial" w:cs="Arial" w:eastAsia="Arial" w:hAnsi="Arial"/>
+                <w:color w:val="333333"/>
+                <w:sz w:val="24"/>
+                <w:szCs w:val="24"/>
+                <w:highlight w:val="white"/>
+                <w:rtl w:val="0"/>
+              </w:rPr>
+              <w:t xml:space="preserve"> to put them into practice.</w:t>
             </w:r>
           </w:p>
         </w:tc>
@@ -440,8 +552,12 @@
             </w:pPr>
             <w:r>
               <w:rPr>
-                <w:rtl w:val="0"/>
-              </w:rPr>
+                <w:rFonts w:ascii="Times New Roman" w:cs="Times New Roman" w:eastAsia="Times New Roman" w:hAnsi="Times New Roman"/>
+                <w:sz w:val="24"/>
+                <w:szCs w:val="24"/>
+                <w:rtl w:val="0"/>
+              </w:rPr>
+              <w:t xml:space="preserve">7/7/2026</w:t>
             </w:r>
           </w:p>
         </w:tc>
@@ -449,18 +565,34 @@
           <w:tcPr/>
           <w:p>
             <w:pPr>
-              <w:spacing w:line="360" w:lineRule="auto"/>
+              <w:keepNext w:val="0"/>
+              <w:keepLines w:val="0"/>
+              <w:widowControl w:val="1"/>
+              <w:pBdr>
+                <w:top w:space="0" w:sz="0" w:val="nil"/>
+                <w:left w:space="0" w:sz="0" w:val="nil"/>
+                <w:bottom w:space="0" w:sz="0" w:val="nil"/>
+                <w:right w:space="0" w:sz="0" w:val="nil"/>
+                <w:between w:space="0" w:sz="0" w:val="nil"/>
+              </w:pBdr>
+              <w:shd w:fill="auto" w:val="clear"/>
+              <w:spacing w:after="0" w:before="0" w:line="360" w:lineRule="auto"/>
+              <w:ind w:left="0" w:right="0" w:firstLine="0"/>
               <w:jc w:val="both"/>
               <w:rPr>
-                <w:rFonts w:ascii="Times New Roman" w:cs="Times New Roman" w:eastAsia="Times New Roman" w:hAnsi="Times New Roman"/>
-                <w:sz w:val="24"/>
-                <w:szCs w:val="24"/>
-              </w:rPr>
-            </w:pPr>
-            <w:r>
-              <w:rPr>
-                <w:rtl w:val="0"/>
-              </w:rPr>
+                <w:rFonts w:ascii="Arial" w:cs="Arial" w:eastAsia="Arial" w:hAnsi="Arial"/>
+                <w:sz w:val="24"/>
+                <w:szCs w:val="24"/>
+              </w:rPr>
+            </w:pPr>
+            <w:r>
+              <w:rPr>
+                <w:rFonts w:ascii="Arial" w:cs="Arial" w:eastAsia="Arial" w:hAnsi="Arial"/>
+                <w:sz w:val="24"/>
+                <w:szCs w:val="24"/>
+                <w:rtl w:val="0"/>
+              </w:rPr>
+              <w:t xml:space="preserve">Today I started trying to create a static profile page (HTML/CSS/JS) and began researching database setup.</w:t>
             </w:r>
           </w:p>
         </w:tc>
@@ -475,37 +607,57 @@
           <w:tcPr/>
           <w:p>
             <w:pPr>
+              <w:keepNext w:val="0"/>
+              <w:keepLines w:val="0"/>
+              <w:widowControl w:val="1"/>
+              <w:pBdr>
+                <w:top w:space="0" w:sz="0" w:val="nil"/>
+                <w:left w:space="0" w:sz="0" w:val="nil"/>
+                <w:bottom w:space="0" w:sz="0" w:val="nil"/>
+                <w:right w:space="0" w:sz="0" w:val="nil"/>
+                <w:between w:space="0" w:sz="0" w:val="nil"/>
+              </w:pBdr>
+              <w:shd w:fill="auto" w:val="clear"/>
+              <w:spacing w:after="0" w:before="0" w:line="360" w:lineRule="auto"/>
+              <w:ind w:left="0" w:right="0" w:firstLine="0"/>
+              <w:jc w:val="both"/>
+              <w:rPr>
+                <w:rFonts w:ascii="Times New Roman" w:cs="Times New Roman" w:eastAsia="Times New Roman" w:hAnsi="Times New Roman"/>
+                <w:sz w:val="24"/>
+                <w:szCs w:val="24"/>
+              </w:rPr>
+            </w:pPr>
+            <w:r>
+              <w:rPr>
+                <w:rFonts w:ascii="Times New Roman" w:cs="Times New Roman" w:eastAsia="Times New Roman" w:hAnsi="Times New Roman"/>
+                <w:sz w:val="24"/>
+                <w:szCs w:val="24"/>
+                <w:rtl w:val="0"/>
+              </w:rPr>
+              <w:t xml:space="preserve">8/7/2026</w:t>
+            </w:r>
+          </w:p>
+        </w:tc>
+        <w:tc>
+          <w:tcPr/>
+          <w:p>
+            <w:pPr>
               <w:spacing w:line="360" w:lineRule="auto"/>
               <w:jc w:val="both"/>
               <w:rPr>
-                <w:rFonts w:ascii="Times New Roman" w:cs="Times New Roman" w:eastAsia="Times New Roman" w:hAnsi="Times New Roman"/>
-                <w:sz w:val="24"/>
-                <w:szCs w:val="24"/>
-              </w:rPr>
-            </w:pPr>
-            <w:r>
-              <w:rPr>
-                <w:rtl w:val="0"/>
-              </w:rPr>
-            </w:r>
-          </w:p>
-        </w:tc>
-        <w:tc>
-          <w:tcPr/>
-          <w:p>
-            <w:pPr>
-              <w:spacing w:line="360" w:lineRule="auto"/>
-              <w:jc w:val="both"/>
-              <w:rPr>
-                <w:rFonts w:ascii="Times New Roman" w:cs="Times New Roman" w:eastAsia="Times New Roman" w:hAnsi="Times New Roman"/>
-                <w:sz w:val="24"/>
-                <w:szCs w:val="24"/>
-              </w:rPr>
-            </w:pPr>
-            <w:r>
-              <w:rPr>
-                <w:rtl w:val="0"/>
-              </w:rPr>
+                <w:rFonts w:ascii="Arial" w:cs="Arial" w:eastAsia="Arial" w:hAnsi="Arial"/>
+                <w:sz w:val="24"/>
+                <w:szCs w:val="24"/>
+              </w:rPr>
+            </w:pPr>
+            <w:r>
+              <w:rPr>
+                <w:rFonts w:ascii="Arial" w:cs="Arial" w:eastAsia="Arial" w:hAnsi="Arial"/>
+                <w:sz w:val="24"/>
+                <w:szCs w:val="24"/>
+                <w:rtl w:val="0"/>
+              </w:rPr>
+              <w:t xml:space="preserve">Today I completed the upload, view, and delete functions for the database. (See the week2-html file.)</w:t>
             </w:r>
           </w:p>
         </w:tc>
@@ -529,8 +681,12 @@
             </w:pPr>
             <w:r>
               <w:rPr>
-                <w:rtl w:val="0"/>
-              </w:rPr>
+                <w:rFonts w:ascii="Times New Roman" w:cs="Times New Roman" w:eastAsia="Times New Roman" w:hAnsi="Times New Roman"/>
+                <w:sz w:val="24"/>
+                <w:szCs w:val="24"/>
+                <w:rtl w:val="0"/>
+              </w:rPr>
+              <w:t xml:space="preserve">9/7/2026</w:t>
             </w:r>
           </w:p>
         </w:tc>
@@ -541,15 +697,19 @@
               <w:spacing w:line="360" w:lineRule="auto"/>
               <w:jc w:val="both"/>
               <w:rPr>
-                <w:rFonts w:ascii="Times New Roman" w:cs="Times New Roman" w:eastAsia="Times New Roman" w:hAnsi="Times New Roman"/>
-                <w:sz w:val="24"/>
-                <w:szCs w:val="24"/>
-              </w:rPr>
-            </w:pPr>
-            <w:r>
-              <w:rPr>
-                <w:rtl w:val="0"/>
-              </w:rPr>
+                <w:rFonts w:ascii="Arial" w:cs="Arial" w:eastAsia="Arial" w:hAnsi="Arial"/>
+                <w:sz w:val="24"/>
+                <w:szCs w:val="24"/>
+              </w:rPr>
+            </w:pPr>
+            <w:r>
+              <w:rPr>
+                <w:rFonts w:ascii="Arial" w:cs="Arial" w:eastAsia="Arial" w:hAnsi="Arial"/>
+                <w:sz w:val="24"/>
+                <w:szCs w:val="24"/>
+                <w:rtl w:val="0"/>
+              </w:rPr>
+              <w:t xml:space="preserve">Today I learned more about the detailed functions of web scraping programs, obtained most of the course materials from the school website, and started creating a new FIA showcase webpage.</w:t>
             </w:r>
           </w:p>
         </w:tc>
@@ -573,8 +733,12 @@
             </w:pPr>
             <w:r>
               <w:rPr>
-                <w:rtl w:val="0"/>
-              </w:rPr>
+                <w:rFonts w:ascii="Times New Roman" w:cs="Times New Roman" w:eastAsia="Times New Roman" w:hAnsi="Times New Roman"/>
+                <w:sz w:val="24"/>
+                <w:szCs w:val="24"/>
+                <w:rtl w:val="0"/>
+              </w:rPr>
+              <w:t xml:space="preserve">10/7/2026</w:t>
             </w:r>
           </w:p>
         </w:tc>

--- a/DailyReportWeek2.docx
+++ b/DailyReportWeek2.docx
@@ -754,6 +754,15 @@
                 <w:szCs w:val="24"/>
               </w:rPr>
             </w:pPr>
+            <w:r>
+              <w:rPr>
+                <w:rFonts w:ascii="Arial" w:cs="Arial" w:eastAsia="Arial" w:hAnsi="Arial"/>
+                <w:sz w:val="24"/>
+                <w:szCs w:val="24"/>
+                <w:rtl w:val="0"/>
+              </w:rPr>
+              <w:t xml:space="preserve">Today I completed the entire data supplementation for the FIA ​​website.</w:t>
+            </w:r>
             <w:r>
               <w:rPr>
                 <w:rtl w:val="0"/>
